--- a/PROJEK API PEMISAH SPAM ATAU BUKAN DENGAN DATA INDONESIA SMS SPAM DENGAN BERT.docx
+++ b/PROJEK API PEMISAH SPAM ATAU BUKAN DENGAN DATA INDONESIA SMS SPAM DENGAN BERT.docx
@@ -12,47 +12,463 @@
     </w:p>
     <w:p>
       <w:r>
-        <w:t xml:space="preserve">Nb: pada </w:t>
-      </w:r>
-      <w:proofErr w:type="spellStart"/>
-      <w:r>
-        <w:t>projek</w:t>
-      </w:r>
-      <w:proofErr w:type="spellEnd"/>
+        <w:t>Nb: pada projek ini dibagi menjadi beberapa phase</w:t>
+      </w:r>
+    </w:p>
+    <w:p>
+      <w:pPr>
+        <w:rPr>
+          <w:b/>
+          <w:bCs/>
+        </w:rPr>
+      </w:pPr>
+      <w:r>
+        <w:rPr>
+          <w:b/>
+          <w:bCs/>
+          <w:highlight w:val="green"/>
+        </w:rPr>
+        <w:t>Phase 1 Foundation (API + DATABASE)</w:t>
+      </w:r>
+    </w:p>
+    <w:p>
+      <w:pPr>
+        <w:pStyle w:val="ListParagraph"/>
+        <w:numPr>
+          <w:ilvl w:val="0"/>
+          <w:numId w:val="1"/>
+        </w:numPr>
+      </w:pPr>
+      <w:r>
+        <w:t xml:space="preserve">Setup fast api </w:t>
+      </w:r>
+      <w:r>
+        <w:rPr>
+          <w:rFonts w:ascii="Segoe UI Symbol" w:hAnsi="Segoe UI Symbol" w:cs="Segoe UI Symbol"/>
+        </w:rPr>
+        <w:t>✔</w:t>
+      </w:r>
+    </w:p>
+    <w:p>
+      <w:pPr>
+        <w:pStyle w:val="ListParagraph"/>
+        <w:numPr>
+          <w:ilvl w:val="0"/>
+          <w:numId w:val="1"/>
+        </w:numPr>
+      </w:pPr>
+      <w:r>
+        <w:t>Setup mysql</w:t>
+      </w:r>
       <w:r>
         <w:t xml:space="preserve"> </w:t>
       </w:r>
-      <w:proofErr w:type="spellStart"/>
-      <w:r>
-        <w:t>ini</w:t>
-      </w:r>
-      <w:proofErr w:type="spellEnd"/>
+      <w:r>
+        <w:rPr>
+          <w:rFonts w:ascii="Segoe UI Symbol" w:hAnsi="Segoe UI Symbol" w:cs="Segoe UI Symbol"/>
+        </w:rPr>
+        <w:t>✔</w:t>
+      </w:r>
+    </w:p>
+    <w:p>
+      <w:pPr>
+        <w:pStyle w:val="ListParagraph"/>
+        <w:numPr>
+          <w:ilvl w:val="0"/>
+          <w:numId w:val="1"/>
+        </w:numPr>
+      </w:pPr>
+      <w:r>
+        <w:t>Buat database</w:t>
+      </w:r>
       <w:r>
         <w:t xml:space="preserve"> </w:t>
       </w:r>
-      <w:proofErr w:type="spellStart"/>
-      <w:r>
-        <w:t>dibagi</w:t>
-      </w:r>
-      <w:proofErr w:type="spellEnd"/>
+      <w:r>
+        <w:rPr>
+          <w:rFonts w:ascii="Segoe UI Symbol" w:hAnsi="Segoe UI Symbol" w:cs="Segoe UI Symbol"/>
+        </w:rPr>
+        <w:t>✔</w:t>
+      </w:r>
+    </w:p>
+    <w:p>
+      <w:pPr>
+        <w:pStyle w:val="ListParagraph"/>
+        <w:numPr>
+          <w:ilvl w:val="0"/>
+          <w:numId w:val="1"/>
+        </w:numPr>
+      </w:pPr>
+      <w:r>
+        <w:t>Buat table</w:t>
+      </w:r>
       <w:r>
         <w:t xml:space="preserve"> </w:t>
       </w:r>
-      <w:proofErr w:type="spellStart"/>
-      <w:r>
-        <w:t>menjadi</w:t>
-      </w:r>
-      <w:proofErr w:type="spellEnd"/>
+      <w:r>
+        <w:rPr>
+          <w:rFonts w:ascii="Segoe UI Symbol" w:hAnsi="Segoe UI Symbol" w:cs="Segoe UI Symbol"/>
+        </w:rPr>
+        <w:t>✔</w:t>
+      </w:r>
+    </w:p>
+    <w:p>
+      <w:pPr>
+        <w:pStyle w:val="ListParagraph"/>
+        <w:numPr>
+          <w:ilvl w:val="0"/>
+          <w:numId w:val="1"/>
+        </w:numPr>
+      </w:pPr>
+      <w:r>
+        <w:t>Install connector</w:t>
+      </w:r>
       <w:r>
         <w:t xml:space="preserve"> </w:t>
       </w:r>
-      <w:proofErr w:type="spellStart"/>
-      <w:r>
-        <w:t>beberapa</w:t>
-      </w:r>
-      <w:proofErr w:type="spellEnd"/>
-      <w:r>
-        <w:t xml:space="preserve"> phase</w:t>
+      <w:r>
+        <w:rPr>
+          <w:rFonts w:ascii="Segoe UI Symbol" w:hAnsi="Segoe UI Symbol" w:cs="Segoe UI Symbol"/>
+        </w:rPr>
+        <w:t>✔</w:t>
+      </w:r>
+    </w:p>
+    <w:p>
+      <w:pPr>
+        <w:pStyle w:val="ListParagraph"/>
+        <w:numPr>
+          <w:ilvl w:val="0"/>
+          <w:numId w:val="1"/>
+        </w:numPr>
+      </w:pPr>
+      <w:r>
+        <w:t>Integrasi FastAPI → MySQL</w:t>
+      </w:r>
+      <w:r>
+        <w:t xml:space="preserve"> </w:t>
+      </w:r>
+      <w:r>
+        <w:rPr>
+          <w:rFonts w:ascii="Segoe UI Symbol" w:hAnsi="Segoe UI Symbol" w:cs="Segoe UI Symbol"/>
+        </w:rPr>
+        <w:t>✔</w:t>
+      </w:r>
+    </w:p>
+    <w:p>
+      <w:pPr>
+        <w:rPr>
+          <w:b/>
+          <w:bCs/>
+        </w:rPr>
+      </w:pPr>
+      <w:r>
+        <w:rPr>
+          <w:b/>
+          <w:bCs/>
+        </w:rPr>
+        <w:t>Endpoint di fase ini:</w:t>
+      </w:r>
+    </w:p>
+    <w:p>
+      <w:pPr>
+        <w:numPr>
+          <w:ilvl w:val="0"/>
+          <w:numId w:val="2"/>
+        </w:numPr>
+      </w:pPr>
+      <w:r>
+        <w:t xml:space="preserve">GET / → cek API </w:t>
+      </w:r>
+      <w:r>
+        <w:t xml:space="preserve"> </w:t>
+      </w:r>
+      <w:r>
+        <w:rPr>
+          <w:rFonts w:ascii="Segoe UI Symbol" w:hAnsi="Segoe UI Symbol" w:cs="Segoe UI Symbol"/>
+        </w:rPr>
+        <w:t>✔</w:t>
+      </w:r>
+    </w:p>
+    <w:p>
+      <w:pPr>
+        <w:numPr>
+          <w:ilvl w:val="0"/>
+          <w:numId w:val="2"/>
+        </w:numPr>
+      </w:pPr>
+      <w:r>
+        <w:t xml:space="preserve">POST /message → simpan pesan </w:t>
+      </w:r>
+      <w:r>
+        <w:t xml:space="preserve"> </w:t>
+      </w:r>
+      <w:r>
+        <w:rPr>
+          <w:rFonts w:ascii="Segoe UI Symbol" w:hAnsi="Segoe UI Symbol" w:cs="Segoe UI Symbol"/>
+        </w:rPr>
+        <w:t>✔</w:t>
+      </w:r>
+    </w:p>
+    <w:p>
+      <w:pPr>
+        <w:numPr>
+          <w:ilvl w:val="0"/>
+          <w:numId w:val="2"/>
+        </w:numPr>
+      </w:pPr>
+      <w:r>
+        <w:t>GET /messages → ambil semua</w:t>
+      </w:r>
+      <w:r>
+        <w:t xml:space="preserve"> </w:t>
+      </w:r>
+      <w:r>
+        <w:rPr>
+          <w:rFonts w:ascii="Segoe UI Symbol" w:hAnsi="Segoe UI Symbol" w:cs="Segoe UI Symbol"/>
+        </w:rPr>
+        <w:t>✔</w:t>
+      </w:r>
+    </w:p>
+    <w:p>
+      <w:pPr>
+        <w:rPr>
+          <w:b/>
+          <w:bCs/>
+        </w:rPr>
+      </w:pPr>
+      <w:r>
+        <w:rPr>
+          <w:b/>
+          <w:bCs/>
+          <w:highlight w:val="green"/>
+        </w:rPr>
+        <w:t>Phase 2 Machine Learning (Spam Classifier)</w:t>
+      </w:r>
+    </w:p>
+    <w:p>
+      <w:pPr>
+        <w:pStyle w:val="ListParagraph"/>
+        <w:numPr>
+          <w:ilvl w:val="0"/>
+          <w:numId w:val="3"/>
+        </w:numPr>
+      </w:pPr>
+      <w:r>
+        <w:t xml:space="preserve">Download data </w:t>
+      </w:r>
+      <w:r>
+        <w:rPr>
+          <w:rFonts w:ascii="Segoe UI Symbol" w:hAnsi="Segoe UI Symbol" w:cs="Segoe UI Symbol"/>
+        </w:rPr>
+        <w:t>✔</w:t>
+      </w:r>
+    </w:p>
+    <w:p>
+      <w:pPr>
+        <w:pStyle w:val="ListParagraph"/>
+        <w:numPr>
+          <w:ilvl w:val="0"/>
+          <w:numId w:val="3"/>
+        </w:numPr>
+      </w:pPr>
+      <w:r>
+        <w:rPr>
+          <w:rFonts w:ascii="Segoe UI Symbol" w:hAnsi="Segoe UI Symbol" w:cs="Segoe UI Symbol"/>
+        </w:rPr>
+        <w:t>Load pandas</w:t>
+      </w:r>
+      <w:r>
+        <w:rPr>
+          <w:rFonts w:ascii="Segoe UI Symbol" w:hAnsi="Segoe UI Symbol" w:cs="Segoe UI Symbol"/>
+        </w:rPr>
+        <w:t xml:space="preserve"> </w:t>
+      </w:r>
+      <w:r>
+        <w:rPr>
+          <w:rFonts w:ascii="Segoe UI Symbol" w:hAnsi="Segoe UI Symbol" w:cs="Segoe UI Symbol"/>
+        </w:rPr>
+        <w:t>✔</w:t>
+      </w:r>
+    </w:p>
+    <w:p>
+      <w:pPr>
+        <w:pStyle w:val="ListParagraph"/>
+        <w:numPr>
+          <w:ilvl w:val="0"/>
+          <w:numId w:val="3"/>
+        </w:numPr>
+      </w:pPr>
+      <w:r>
+        <w:t>Preprocessing:</w:t>
+      </w:r>
+    </w:p>
+    <w:p>
+      <w:pPr>
+        <w:pStyle w:val="ListParagraph"/>
+        <w:numPr>
+          <w:ilvl w:val="0"/>
+          <w:numId w:val="4"/>
+        </w:numPr>
+      </w:pPr>
+      <w:r>
+        <w:t>lowercase</w:t>
+      </w:r>
+      <w:r>
+        <w:rPr>
+          <w:rFonts w:ascii="Segoe UI Symbol" w:hAnsi="Segoe UI Symbol" w:cs="Segoe UI Symbol"/>
+        </w:rPr>
+        <w:t>✔</w:t>
+      </w:r>
+    </w:p>
+    <w:p>
+      <w:pPr>
+        <w:pStyle w:val="ListParagraph"/>
+        <w:numPr>
+          <w:ilvl w:val="0"/>
+          <w:numId w:val="4"/>
+        </w:numPr>
+      </w:pPr>
+      <w:r>
+        <w:t xml:space="preserve">hapus </w:t>
+      </w:r>
+      <w:r>
+        <w:t>symbol</w:t>
+      </w:r>
+      <w:r>
+        <w:rPr>
+          <w:rFonts w:ascii="Segoe UI Symbol" w:hAnsi="Segoe UI Symbol" w:cs="Segoe UI Symbol"/>
+        </w:rPr>
+        <w:t>✔</w:t>
+      </w:r>
+    </w:p>
+    <w:p>
+      <w:pPr>
+        <w:pStyle w:val="ListParagraph"/>
+        <w:numPr>
+          <w:ilvl w:val="0"/>
+          <w:numId w:val="3"/>
+        </w:numPr>
+      </w:pPr>
+      <w:r>
+        <w:t>Feature extraction:</w:t>
+      </w:r>
+    </w:p>
+    <w:p>
+      <w:pPr>
+        <w:pStyle w:val="ListParagraph"/>
+      </w:pPr>
+      <w:r>
+        <w:t xml:space="preserve">- </w:t>
+      </w:r>
+      <w:r>
+        <w:t>TF-IDF</w:t>
+      </w:r>
+      <w:r>
+        <w:t xml:space="preserve"> </w:t>
+      </w:r>
+      <w:r>
+        <w:rPr>
+          <w:rFonts w:ascii="Segoe UI Symbol" w:hAnsi="Segoe UI Symbol" w:cs="Segoe UI Symbol"/>
+        </w:rPr>
+        <w:t>✔</w:t>
+      </w:r>
+    </w:p>
+    <w:p>
+      <w:pPr>
+        <w:pStyle w:val="ListParagraph"/>
+        <w:numPr>
+          <w:ilvl w:val="0"/>
+          <w:numId w:val="3"/>
+        </w:numPr>
+      </w:pPr>
+      <w:r>
+        <w:t>Training model:</w:t>
+      </w:r>
+    </w:p>
+    <w:p>
+      <w:pPr>
+        <w:pStyle w:val="ListParagraph"/>
+      </w:pPr>
+      <w:r>
+        <w:t xml:space="preserve">- Naive Bayes </w:t>
+      </w:r>
+      <w:r>
+        <w:rPr>
+          <w:rFonts w:ascii="Segoe UI Symbol" w:hAnsi="Segoe UI Symbol" w:cs="Segoe UI Symbol"/>
+        </w:rPr>
+        <w:t>✔</w:t>
+      </w:r>
+    </w:p>
+    <w:p>
+      <w:pPr>
+        <w:pStyle w:val="ListParagraph"/>
+        <w:numPr>
+          <w:ilvl w:val="0"/>
+          <w:numId w:val="3"/>
+        </w:numPr>
+      </w:pPr>
+      <w:r>
+        <w:t>Evaluasi:</w:t>
+      </w:r>
+    </w:p>
+    <w:p>
+      <w:pPr>
+        <w:pStyle w:val="ListParagraph"/>
+      </w:pPr>
+      <w:r>
+        <w:t xml:space="preserve">- </w:t>
+      </w:r>
+      <w:r>
+        <w:t>akurasi minimal ngerti hasilnya</w:t>
+      </w:r>
+      <w:r>
+        <w:rPr>
+          <w:rFonts w:ascii="Segoe UI Symbol" w:hAnsi="Segoe UI Symbol" w:cs="Segoe UI Symbol"/>
+        </w:rPr>
+        <w:t>✔</w:t>
+      </w:r>
+    </w:p>
+    <w:p>
+      <w:pPr>
+        <w:pStyle w:val="ListParagraph"/>
+        <w:numPr>
+          <w:ilvl w:val="0"/>
+          <w:numId w:val="3"/>
+        </w:numPr>
+      </w:pPr>
+      <w:r>
+        <w:t>Simpan model:</w:t>
+      </w:r>
+    </w:p>
+    <w:p>
+      <w:pPr>
+        <w:pStyle w:val="ListParagraph"/>
+      </w:pPr>
+      <w:r>
+        <w:t>“import joblib</w:t>
+      </w:r>
+      <w:r>
+        <w:rPr>
+          <w:rFonts w:ascii="Segoe UI Emoji" w:hAnsi="Segoe UI Emoji" w:cs="Segoe UI Emoji"/>
+        </w:rPr>
+        <w:t>❌</w:t>
+      </w:r>
+    </w:p>
+    <w:p>
+      <w:pPr>
+        <w:pStyle w:val="ListParagraph"/>
+      </w:pPr>
+      <w:r>
+        <w:t>joblib.dump(model, "model.pkl")”</w:t>
+      </w:r>
+      <w:r>
+        <w:t xml:space="preserve"> </w:t>
+      </w:r>
+      <w:r>
+        <w:rPr>
+          <w:rFonts w:ascii="Segoe UI Emoji" w:hAnsi="Segoe UI Emoji" w:cs="Segoe UI Emoji"/>
+        </w:rPr>
+        <w:t>❌</w:t>
       </w:r>
     </w:p>
     <w:p>
@@ -68,240 +484,371 @@
           <w:bCs/>
           <w:highlight w:val="red"/>
         </w:rPr>
-        <w:t xml:space="preserve">Phase 1 </w:t>
-      </w:r>
+        <w:t>PHASE 3 — Integrasi ML ke API</w:t>
+      </w:r>
+    </w:p>
+    <w:p>
+      <w:r>
+        <w:rPr>
+          <w:b/>
+          <w:bCs/>
+        </w:rPr>
+        <w:t>Tujuan:</w:t>
+      </w:r>
+      <w:r>
+        <w:t xml:space="preserve"> API kamu jadi “pintar”</w:t>
+      </w:r>
+    </w:p>
+    <w:p>
+      <w:pPr>
+        <w:rPr>
+          <w:b/>
+          <w:bCs/>
+        </w:rPr>
+      </w:pPr>
+      <w:r>
+        <w:rPr>
+          <w:b/>
+          <w:bCs/>
+        </w:rPr>
+        <w:t>Update endpoint:</w:t>
+      </w:r>
+    </w:p>
+    <w:p>
+      <w:pPr>
+        <w:rPr>
+          <w:b/>
+          <w:bCs/>
+        </w:rPr>
+      </w:pPr>
+      <w:r>
+        <w:rPr>
+          <w:b/>
+          <w:bCs/>
+        </w:rPr>
+        <w:t>POST /predict</w:t>
+      </w:r>
+    </w:p>
+    <w:p>
+      <w:r>
+        <w:t>{</w:t>
+      </w:r>
+      <w:r>
+        <w:br/>
+        <w:t xml:space="preserve">  "text": "Win money now!!!"</w:t>
+      </w:r>
+      <w:r>
+        <w:br/>
+        <w:t>}</w:t>
+      </w:r>
+    </w:p>
+    <w:p>
+      <w:r>
+        <w:t>Response:</w:t>
+      </w:r>
+    </w:p>
+    <w:p>
+      <w:r>
+        <w:lastRenderedPageBreak/>
+        <w:t>{</w:t>
+      </w:r>
+      <w:r>
+        <w:br/>
+        <w:t xml:space="preserve">  "prediction": "spam"</w:t>
+      </w:r>
+      <w:r>
+        <w:br/>
+        <w:t>}</w:t>
+      </w:r>
+    </w:p>
+    <w:p>
+      <w:pPr>
+        <w:rPr>
+          <w:b/>
+          <w:bCs/>
+        </w:rPr>
+      </w:pPr>
+      <w:r>
+        <w:rPr>
+          <w:b/>
+          <w:bCs/>
+        </w:rPr>
+        <w:t>Update /message</w:t>
+      </w:r>
+    </w:p>
+    <w:p>
+      <w:r>
+        <w:t>Flow:</w:t>
+      </w:r>
+    </w:p>
+    <w:p>
+      <w:pPr>
+        <w:numPr>
+          <w:ilvl w:val="0"/>
+          <w:numId w:val="5"/>
+        </w:numPr>
+      </w:pPr>
+      <w:r>
+        <w:t xml:space="preserve">terima text </w:t>
+      </w:r>
+    </w:p>
+    <w:p>
+      <w:pPr>
+        <w:numPr>
+          <w:ilvl w:val="0"/>
+          <w:numId w:val="5"/>
+        </w:numPr>
+      </w:pPr>
+      <w:r>
+        <w:t xml:space="preserve">jalankan model </w:t>
+      </w:r>
+    </w:p>
+    <w:p>
+      <w:pPr>
+        <w:numPr>
+          <w:ilvl w:val="0"/>
+          <w:numId w:val="5"/>
+        </w:numPr>
+      </w:pPr>
+      <w:r>
+        <w:t xml:space="preserve">simpan hasil ke MySQL </w:t>
+      </w:r>
+    </w:p>
+    <w:p>
+      <w:pPr>
+        <w:numPr>
+          <w:ilvl w:val="0"/>
+          <w:numId w:val="5"/>
+        </w:numPr>
+      </w:pPr>
+      <w:r>
+        <w:t xml:space="preserve">return hasil </w:t>
+      </w:r>
+    </w:p>
+    <w:p>
+      <w:r>
+        <w:rPr>
+          <w:rFonts w:ascii="Segoe UI Emoji" w:hAnsi="Segoe UI Emoji" w:cs="Segoe UI Emoji"/>
+        </w:rPr>
+        <w:t xml:space="preserve"> </w:t>
+      </w:r>
+      <w:r>
+        <w:t>Sekarang sistem kamu:</w:t>
+      </w:r>
+    </w:p>
+    <w:p>
+      <w:pPr>
+        <w:numPr>
+          <w:ilvl w:val="0"/>
+          <w:numId w:val="6"/>
+        </w:numPr>
+      </w:pPr>
+      <w:r>
+        <w:t xml:space="preserve">bukan CRUD biasa </w:t>
+      </w:r>
+    </w:p>
+    <w:p>
+      <w:pPr>
+        <w:numPr>
+          <w:ilvl w:val="0"/>
+          <w:numId w:val="6"/>
+        </w:numPr>
+      </w:pPr>
+      <w:r>
+        <w:t xml:space="preserve">tapi sudah ada AI-nya </w:t>
+      </w:r>
+    </w:p>
+    <w:p>
+      <w:pPr>
+        <w:rPr>
+          <w:b/>
+          <w:bCs/>
+        </w:rPr>
+      </w:pPr>
       <w:r>
         <w:rPr>
           <w:b/>
           <w:bCs/>
           <w:highlight w:val="red"/>
         </w:rPr>
-        <w:t>Foundation</w:t>
-      </w:r>
+        <w:t>PHASE 4 — Improvement (biar keliatan pro)</w:t>
+      </w:r>
+    </w:p>
+    <w:p>
+      <w:r>
+        <w:rPr>
+          <w:b/>
+          <w:bCs/>
+        </w:rPr>
+        <w:t>Tujuan:</w:t>
+      </w:r>
+      <w:r>
+        <w:t xml:space="preserve"> naik level dikit</w:t>
+      </w:r>
+    </w:p>
+    <w:p>
+      <w:r>
+        <w:t>Tambahkan:</w:t>
+      </w:r>
+    </w:p>
+    <w:p>
+      <w:pPr>
+        <w:numPr>
+          <w:ilvl w:val="0"/>
+          <w:numId w:val="7"/>
+        </w:numPr>
+      </w:pPr>
+      <w:r>
+        <w:t xml:space="preserve">validasi input (pakai Pydantic) </w:t>
+      </w:r>
+    </w:p>
+    <w:p>
+      <w:pPr>
+        <w:numPr>
+          <w:ilvl w:val="0"/>
+          <w:numId w:val="7"/>
+        </w:numPr>
+      </w:pPr>
+      <w:r>
+        <w:t xml:space="preserve">error handling </w:t>
+      </w:r>
+    </w:p>
+    <w:p>
+      <w:pPr>
+        <w:numPr>
+          <w:ilvl w:val="0"/>
+          <w:numId w:val="7"/>
+        </w:numPr>
+      </w:pPr>
+      <w:r>
+        <w:t xml:space="preserve">struktur project dipisah: </w:t>
+      </w:r>
+    </w:p>
+    <w:p>
+      <w:pPr>
+        <w:numPr>
+          <w:ilvl w:val="1"/>
+          <w:numId w:val="7"/>
+        </w:numPr>
+      </w:pPr>
+      <w:r>
+        <w:t xml:space="preserve">routes </w:t>
+      </w:r>
+    </w:p>
+    <w:p>
+      <w:pPr>
+        <w:numPr>
+          <w:ilvl w:val="1"/>
+          <w:numId w:val="7"/>
+        </w:numPr>
+      </w:pPr>
+      <w:r>
+        <w:t xml:space="preserve">database </w:t>
+      </w:r>
+    </w:p>
+    <w:p>
+      <w:pPr>
+        <w:numPr>
+          <w:ilvl w:val="1"/>
+          <w:numId w:val="7"/>
+        </w:numPr>
+      </w:pPr>
+      <w:r>
+        <w:t xml:space="preserve">ML loader </w:t>
+      </w:r>
+    </w:p>
+    <w:p>
+      <w:pPr>
+        <w:rPr>
+          <w:b/>
+          <w:bCs/>
+        </w:rPr>
+      </w:pPr>
       <w:r>
         <w:rPr>
           <w:b/>
           <w:bCs/>
           <w:highlight w:val="red"/>
         </w:rPr>
-        <w:t xml:space="preserve"> (API + DATABASE)</w:t>
-      </w:r>
-    </w:p>
-    <w:p>
-      <w:pPr>
-        <w:pStyle w:val="ListParagraph"/>
-        <w:numPr>
-          <w:ilvl w:val="0"/>
-          <w:numId w:val="1"/>
-        </w:numPr>
-      </w:pPr>
-      <w:r>
-        <w:t xml:space="preserve">Setup fast </w:t>
-      </w:r>
-      <w:proofErr w:type="spellStart"/>
-      <w:r>
-        <w:t>api</w:t>
-      </w:r>
-      <w:proofErr w:type="spellEnd"/>
-      <w:r>
-        <w:t xml:space="preserve"> </w:t>
-      </w:r>
-      <w:r>
-        <w:rPr>
-          <w:rFonts w:ascii="Segoe UI Symbol" w:hAnsi="Segoe UI Symbol" w:cs="Segoe UI Symbol"/>
-        </w:rPr>
-        <w:t>✔</w:t>
-      </w:r>
-    </w:p>
-    <w:p>
-      <w:pPr>
-        <w:pStyle w:val="ListParagraph"/>
-        <w:numPr>
-          <w:ilvl w:val="0"/>
-          <w:numId w:val="1"/>
-        </w:numPr>
-      </w:pPr>
-      <w:r>
-        <w:t xml:space="preserve">Setup </w:t>
-      </w:r>
-      <w:proofErr w:type="spellStart"/>
-      <w:r>
-        <w:t>mysql</w:t>
-      </w:r>
-      <w:proofErr w:type="spellEnd"/>
-    </w:p>
-    <w:p>
-      <w:pPr>
-        <w:pStyle w:val="ListParagraph"/>
-        <w:numPr>
-          <w:ilvl w:val="0"/>
-          <w:numId w:val="1"/>
-        </w:numPr>
-      </w:pPr>
-      <w:r>
-        <w:t>Buat database</w:t>
-      </w:r>
-    </w:p>
-    <w:p>
-      <w:pPr>
-        <w:pStyle w:val="ListParagraph"/>
-        <w:numPr>
-          <w:ilvl w:val="0"/>
-          <w:numId w:val="1"/>
-        </w:numPr>
-      </w:pPr>
-      <w:r>
-        <w:t>Buat table</w:t>
-      </w:r>
-    </w:p>
-    <w:p>
-      <w:pPr>
-        <w:pStyle w:val="ListParagraph"/>
-        <w:numPr>
-          <w:ilvl w:val="0"/>
-          <w:numId w:val="1"/>
-        </w:numPr>
-      </w:pPr>
-      <w:r>
-        <w:t>Install connector</w:t>
-      </w:r>
-    </w:p>
-    <w:p>
-      <w:pPr>
-        <w:pStyle w:val="ListParagraph"/>
-        <w:numPr>
-          <w:ilvl w:val="0"/>
-          <w:numId w:val="1"/>
-        </w:numPr>
-      </w:pPr>
-      <w:r>
-        <w:t xml:space="preserve">Integrasi </w:t>
-      </w:r>
-      <w:proofErr w:type="spellStart"/>
-      <w:r>
-        <w:t>FastAPI</w:t>
-      </w:r>
-      <w:proofErr w:type="spellEnd"/>
-      <w:r>
-        <w:t xml:space="preserve"> → MySQL</w:t>
-      </w:r>
-    </w:p>
-    <w:p>
-      <w:pPr>
+        <w:t>PHASE 5 — Testing</w:t>
+      </w:r>
+    </w:p>
+    <w:p>
+      <w:r>
         <w:rPr>
           <w:b/>
           <w:bCs/>
         </w:rPr>
-      </w:pPr>
-      <w:r>
-        <w:rPr>
-          <w:b/>
-          <w:bCs/>
-        </w:rPr>
-        <w:t xml:space="preserve">Endpoint di </w:t>
-      </w:r>
-      <w:proofErr w:type="spellStart"/>
-      <w:r>
-        <w:rPr>
-          <w:b/>
-          <w:bCs/>
-        </w:rPr>
-        <w:t>fase</w:t>
-      </w:r>
-      <w:proofErr w:type="spellEnd"/>
-      <w:r>
-        <w:rPr>
-          <w:b/>
-          <w:bCs/>
-        </w:rPr>
-        <w:t xml:space="preserve"> </w:t>
-      </w:r>
-      <w:proofErr w:type="spellStart"/>
-      <w:r>
-        <w:rPr>
-          <w:b/>
-          <w:bCs/>
-        </w:rPr>
-        <w:t>ini</w:t>
-      </w:r>
-      <w:proofErr w:type="spellEnd"/>
-      <w:r>
-        <w:rPr>
-          <w:b/>
-          <w:bCs/>
-        </w:rPr>
-        <w:t>:</w:t>
-      </w:r>
-    </w:p>
-    <w:p>
-      <w:pPr>
-        <w:numPr>
-          <w:ilvl w:val="0"/>
-          <w:numId w:val="2"/>
-        </w:numPr>
-      </w:pPr>
-      <w:r>
-        <w:t xml:space="preserve">GET / → </w:t>
-      </w:r>
-      <w:proofErr w:type="spellStart"/>
-      <w:r>
-        <w:t>cek</w:t>
-      </w:r>
-      <w:proofErr w:type="spellEnd"/>
-      <w:r>
-        <w:t xml:space="preserve"> API </w:t>
-      </w:r>
-    </w:p>
-    <w:p>
-      <w:pPr>
-        <w:numPr>
-          <w:ilvl w:val="0"/>
-          <w:numId w:val="2"/>
-        </w:numPr>
-      </w:pPr>
-      <w:r>
-        <w:t xml:space="preserve">POST /message → </w:t>
-      </w:r>
-      <w:proofErr w:type="spellStart"/>
-      <w:r>
-        <w:t>simpan</w:t>
-      </w:r>
-      <w:proofErr w:type="spellEnd"/>
-      <w:r>
-        <w:t xml:space="preserve"> </w:t>
-      </w:r>
-      <w:proofErr w:type="spellStart"/>
-      <w:r>
-        <w:t>pesan</w:t>
-      </w:r>
-      <w:proofErr w:type="spellEnd"/>
-      <w:r>
-        <w:t xml:space="preserve"> </w:t>
-      </w:r>
-    </w:p>
-    <w:p>
-      <w:pPr>
-        <w:numPr>
-          <w:ilvl w:val="0"/>
-          <w:numId w:val="2"/>
-        </w:numPr>
-      </w:pPr>
-      <w:r>
-        <w:t xml:space="preserve">GET /messages → </w:t>
-      </w:r>
-      <w:proofErr w:type="spellStart"/>
-      <w:r>
-        <w:t>ambil</w:t>
-      </w:r>
-      <w:proofErr w:type="spellEnd"/>
-      <w:r>
-        <w:t xml:space="preserve"> </w:t>
-      </w:r>
-      <w:proofErr w:type="spellStart"/>
-      <w:r>
-        <w:t>semua</w:t>
-      </w:r>
-      <w:proofErr w:type="spellEnd"/>
+        <w:t>Tujuan:</w:t>
+      </w:r>
+      <w:r>
+        <w:t xml:space="preserve"> memastikan semua jalan</w:t>
+      </w:r>
+    </w:p>
+    <w:p>
+      <w:r>
+        <w:t>Tools:</w:t>
+      </w:r>
+    </w:p>
+    <w:p>
+      <w:pPr>
+        <w:numPr>
+          <w:ilvl w:val="0"/>
+          <w:numId w:val="8"/>
+        </w:numPr>
+      </w:pPr>
+      <w:r>
+        <w:t xml:space="preserve">Swagger (/docs) </w:t>
+      </w:r>
+    </w:p>
+    <w:p>
+      <w:pPr>
+        <w:numPr>
+          <w:ilvl w:val="0"/>
+          <w:numId w:val="8"/>
+        </w:numPr>
+      </w:pPr>
+      <w:r>
+        <w:t xml:space="preserve">Postman </w:t>
+      </w:r>
+    </w:p>
+    <w:p>
+      <w:r>
+        <w:t>Test:</w:t>
+      </w:r>
+    </w:p>
+    <w:p>
+      <w:pPr>
+        <w:numPr>
+          <w:ilvl w:val="0"/>
+          <w:numId w:val="9"/>
+        </w:numPr>
+      </w:pPr>
+      <w:r>
+        <w:t xml:space="preserve">POST predict </w:t>
+      </w:r>
+    </w:p>
+    <w:p>
+      <w:pPr>
+        <w:numPr>
+          <w:ilvl w:val="0"/>
+          <w:numId w:val="9"/>
+        </w:numPr>
+      </w:pPr>
+      <w:r>
+        <w:t xml:space="preserve">POST message </w:t>
+      </w:r>
+    </w:p>
+    <w:p>
+      <w:pPr>
+        <w:numPr>
+          <w:ilvl w:val="0"/>
+          <w:numId w:val="9"/>
+        </w:numPr>
+      </w:pPr>
+      <w:r>
+        <w:t xml:space="preserve">GET messages </w:t>
+      </w:r>
     </w:p>
     <w:p>
       <w:pPr>
@@ -316,1051 +863,90 @@
           <w:bCs/>
           <w:highlight w:val="red"/>
         </w:rPr>
-        <w:t xml:space="preserve">Phase 2 </w:t>
-      </w:r>
+        <w:t>PHASE 6 — GitHub &amp; Dokumentasi</w:t>
+      </w:r>
+    </w:p>
+    <w:p>
+      <w:r>
+        <w:rPr>
+          <w:b/>
+          <w:bCs/>
+        </w:rPr>
+        <w:t>Tujuan:</w:t>
+      </w:r>
+      <w:r>
+        <w:t xml:space="preserve"> portfolio siap jual</w:t>
+      </w:r>
+    </w:p>
+    <w:p>
+      <w:r>
+        <w:lastRenderedPageBreak/>
+        <w:t>Isi repo:</w:t>
+      </w:r>
+    </w:p>
+    <w:p>
+      <w:pPr>
+        <w:numPr>
+          <w:ilvl w:val="0"/>
+          <w:numId w:val="10"/>
+        </w:numPr>
+      </w:pPr>
+      <w:r>
+        <w:t xml:space="preserve">source code </w:t>
+      </w:r>
+    </w:p>
+    <w:p>
+      <w:pPr>
+        <w:numPr>
+          <w:ilvl w:val="0"/>
+          <w:numId w:val="10"/>
+        </w:numPr>
+      </w:pPr>
+      <w:r>
+        <w:t xml:space="preserve">README </w:t>
+      </w:r>
+    </w:p>
+    <w:p>
+      <w:pPr>
+        <w:numPr>
+          <w:ilvl w:val="0"/>
+          <w:numId w:val="10"/>
+        </w:numPr>
+      </w:pPr>
+      <w:r>
+        <w:t xml:space="preserve">contoh request/response </w:t>
+      </w:r>
+    </w:p>
+    <w:p>
+      <w:pPr>
+        <w:numPr>
+          <w:ilvl w:val="0"/>
+          <w:numId w:val="10"/>
+        </w:numPr>
+      </w:pPr>
+      <w:r>
+        <w:t xml:space="preserve">cara run project </w:t>
+      </w:r>
+    </w:p>
+    <w:p>
+      <w:pPr>
+        <w:rPr>
+          <w:b/>
+          <w:bCs/>
+        </w:rPr>
+      </w:pPr>
       <w:r>
         <w:rPr>
           <w:b/>
           <w:bCs/>
           <w:highlight w:val="red"/>
         </w:rPr>
-        <w:t>Machine Learning (Spam Classifier)</w:t>
-      </w:r>
-    </w:p>
-    <w:p>
-      <w:pPr>
-        <w:pStyle w:val="ListParagraph"/>
-        <w:numPr>
-          <w:ilvl w:val="0"/>
-          <w:numId w:val="3"/>
-        </w:numPr>
-      </w:pPr>
-      <w:r>
-        <w:t xml:space="preserve">Download data </w:t>
-      </w:r>
-      <w:r>
-        <w:rPr>
-          <w:rFonts w:ascii="Segoe UI Symbol" w:hAnsi="Segoe UI Symbol" w:cs="Segoe UI Symbol"/>
-        </w:rPr>
-        <w:t>✔</w:t>
-      </w:r>
-    </w:p>
-    <w:p>
-      <w:pPr>
-        <w:pStyle w:val="ListParagraph"/>
-        <w:numPr>
-          <w:ilvl w:val="0"/>
-          <w:numId w:val="3"/>
-        </w:numPr>
-      </w:pPr>
-      <w:r>
-        <w:rPr>
-          <w:rFonts w:ascii="Segoe UI Symbol" w:hAnsi="Segoe UI Symbol" w:cs="Segoe UI Symbol"/>
-        </w:rPr>
-        <w:t>Load pandas</w:t>
-      </w:r>
-    </w:p>
-    <w:p>
-      <w:pPr>
-        <w:pStyle w:val="ListParagraph"/>
-        <w:numPr>
-          <w:ilvl w:val="0"/>
-          <w:numId w:val="3"/>
-        </w:numPr>
-      </w:pPr>
-      <w:r>
-        <w:t>Preprocessing:</w:t>
-      </w:r>
-    </w:p>
-    <w:p>
-      <w:pPr>
-        <w:pStyle w:val="ListParagraph"/>
-        <w:numPr>
-          <w:ilvl w:val="0"/>
-          <w:numId w:val="4"/>
-        </w:numPr>
-      </w:pPr>
-      <w:r>
-        <w:t>lowercase</w:t>
-      </w:r>
-    </w:p>
-    <w:p>
-      <w:pPr>
-        <w:pStyle w:val="ListParagraph"/>
-        <w:numPr>
-          <w:ilvl w:val="0"/>
-          <w:numId w:val="4"/>
-        </w:numPr>
-      </w:pPr>
-      <w:r>
-        <w:t xml:space="preserve">hapus </w:t>
-      </w:r>
-      <w:r>
-        <w:t>symbol</w:t>
-      </w:r>
-    </w:p>
-    <w:p>
-      <w:pPr>
-        <w:pStyle w:val="ListParagraph"/>
-        <w:numPr>
-          <w:ilvl w:val="0"/>
-          <w:numId w:val="3"/>
-        </w:numPr>
-      </w:pPr>
-      <w:r>
-        <w:t>Feature extraction:</w:t>
-      </w:r>
-    </w:p>
-    <w:p>
-      <w:pPr>
-        <w:pStyle w:val="ListParagraph"/>
-      </w:pPr>
-      <w:r>
-        <w:t xml:space="preserve">- </w:t>
-      </w:r>
-      <w:r>
-        <w:t>TF-IDF</w:t>
-      </w:r>
-    </w:p>
-    <w:p>
-      <w:pPr>
-        <w:pStyle w:val="ListParagraph"/>
-        <w:numPr>
-          <w:ilvl w:val="0"/>
-          <w:numId w:val="3"/>
-        </w:numPr>
-      </w:pPr>
-      <w:r>
-        <w:t>Training model:</w:t>
-      </w:r>
-    </w:p>
-    <w:p>
-      <w:pPr>
-        <w:pStyle w:val="ListParagraph"/>
-      </w:pPr>
-      <w:r>
-        <w:t xml:space="preserve">- </w:t>
-      </w:r>
-      <w:r>
-        <w:t xml:space="preserve">Naive Bayes </w:t>
-      </w:r>
-    </w:p>
-    <w:p>
-      <w:pPr>
-        <w:pStyle w:val="ListParagraph"/>
-        <w:numPr>
-          <w:ilvl w:val="0"/>
-          <w:numId w:val="3"/>
-        </w:numPr>
-      </w:pPr>
-      <w:proofErr w:type="spellStart"/>
-      <w:r>
-        <w:t>Evaluasi</w:t>
-      </w:r>
-      <w:proofErr w:type="spellEnd"/>
-      <w:r>
-        <w:t>:</w:t>
-      </w:r>
-    </w:p>
-    <w:p>
-      <w:pPr>
-        <w:pStyle w:val="ListParagraph"/>
-      </w:pPr>
-      <w:r>
-        <w:t xml:space="preserve">- </w:t>
-      </w:r>
-      <w:proofErr w:type="spellStart"/>
-      <w:r>
-        <w:t>akurasi</w:t>
-      </w:r>
-      <w:proofErr w:type="spellEnd"/>
-      <w:r>
-        <w:t xml:space="preserve"> minimal </w:t>
-      </w:r>
-      <w:proofErr w:type="spellStart"/>
-      <w:r>
-        <w:t>ngerti</w:t>
-      </w:r>
-      <w:proofErr w:type="spellEnd"/>
-      <w:r>
-        <w:t xml:space="preserve"> </w:t>
-      </w:r>
-      <w:proofErr w:type="spellStart"/>
-      <w:r>
-        <w:t>hasilnya</w:t>
-      </w:r>
-      <w:proofErr w:type="spellEnd"/>
-    </w:p>
-    <w:p>
-      <w:pPr>
-        <w:pStyle w:val="ListParagraph"/>
-        <w:numPr>
-          <w:ilvl w:val="0"/>
-          <w:numId w:val="3"/>
-        </w:numPr>
-      </w:pPr>
-      <w:proofErr w:type="spellStart"/>
-      <w:r>
-        <w:t>Simpan</w:t>
-      </w:r>
-      <w:proofErr w:type="spellEnd"/>
-      <w:r>
-        <w:t xml:space="preserve"> model:</w:t>
-      </w:r>
-    </w:p>
-    <w:p>
-      <w:pPr>
-        <w:pStyle w:val="ListParagraph"/>
-      </w:pPr>
-      <w:r>
-        <w:t>“</w:t>
-      </w:r>
-      <w:proofErr w:type="gramStart"/>
-      <w:r>
-        <w:t>import</w:t>
-      </w:r>
-      <w:proofErr w:type="gramEnd"/>
-      <w:r>
-        <w:t xml:space="preserve"> </w:t>
-      </w:r>
-      <w:proofErr w:type="spellStart"/>
-      <w:r>
-        <w:t>joblib</w:t>
-      </w:r>
-      <w:proofErr w:type="spellEnd"/>
-    </w:p>
-    <w:p>
-      <w:pPr>
-        <w:pStyle w:val="ListParagraph"/>
-      </w:pPr>
-      <w:proofErr w:type="spellStart"/>
-      <w:proofErr w:type="gramStart"/>
-      <w:r>
-        <w:t>joblib.dump</w:t>
-      </w:r>
-      <w:proofErr w:type="spellEnd"/>
-      <w:proofErr w:type="gramEnd"/>
-      <w:r>
-        <w:t>(model, "</w:t>
-      </w:r>
-      <w:proofErr w:type="spellStart"/>
-      <w:r>
-        <w:t>model.pkl</w:t>
-      </w:r>
-      <w:proofErr w:type="spellEnd"/>
-      <w:r>
-        <w:t>")</w:t>
-      </w:r>
-      <w:r>
-        <w:t>”</w:t>
-      </w:r>
-    </w:p>
-    <w:p>
-      <w:pPr>
-        <w:rPr>
-          <w:b/>
-          <w:bCs/>
-        </w:rPr>
-      </w:pPr>
-      <w:r>
-        <w:rPr>
-          <w:b/>
-          <w:bCs/>
-          <w:highlight w:val="red"/>
-        </w:rPr>
-        <w:t xml:space="preserve">PHASE 3 — Integrasi ML </w:t>
-      </w:r>
-      <w:proofErr w:type="spellStart"/>
-      <w:r>
-        <w:rPr>
-          <w:b/>
-          <w:bCs/>
-          <w:highlight w:val="red"/>
-        </w:rPr>
-        <w:t>ke</w:t>
-      </w:r>
-      <w:proofErr w:type="spellEnd"/>
-      <w:r>
-        <w:rPr>
-          <w:b/>
-          <w:bCs/>
-          <w:highlight w:val="red"/>
-        </w:rPr>
-        <w:t xml:space="preserve"> API</w:t>
-      </w:r>
-    </w:p>
-    <w:p>
-      <w:r>
-        <w:rPr>
-          <w:b/>
-          <w:bCs/>
-        </w:rPr>
-        <w:t>Tujuan:</w:t>
-      </w:r>
-      <w:r>
-        <w:t xml:space="preserve"> API </w:t>
-      </w:r>
-      <w:proofErr w:type="spellStart"/>
-      <w:r>
-        <w:t>kamu</w:t>
-      </w:r>
-      <w:proofErr w:type="spellEnd"/>
-      <w:r>
-        <w:t xml:space="preserve"> </w:t>
-      </w:r>
-      <w:proofErr w:type="spellStart"/>
-      <w:r>
-        <w:t>jadi</w:t>
-      </w:r>
-      <w:proofErr w:type="spellEnd"/>
-      <w:r>
-        <w:t xml:space="preserve"> “</w:t>
-      </w:r>
-      <w:proofErr w:type="spellStart"/>
-      <w:r>
-        <w:t>pintar</w:t>
-      </w:r>
-      <w:proofErr w:type="spellEnd"/>
-      <w:r>
-        <w:t>”</w:t>
-      </w:r>
-    </w:p>
-    <w:p>
-      <w:pPr>
-        <w:rPr>
-          <w:b/>
-          <w:bCs/>
-        </w:rPr>
-      </w:pPr>
-      <w:r>
-        <w:rPr>
-          <w:b/>
-          <w:bCs/>
-        </w:rPr>
-        <w:t>Update endpoint:</w:t>
-      </w:r>
-    </w:p>
-    <w:p>
-      <w:pPr>
-        <w:rPr>
-          <w:b/>
-          <w:bCs/>
-        </w:rPr>
-      </w:pPr>
-      <w:r>
-        <w:rPr>
-          <w:b/>
-          <w:bCs/>
-        </w:rPr>
-        <w:t>POST /predict</w:t>
-      </w:r>
-    </w:p>
-    <w:p>
-      <w:r>
-        <w:t>{</w:t>
-      </w:r>
-      <w:r>
-        <w:br/>
-        <w:t xml:space="preserve">  "text": "Win money now!!!"</w:t>
-      </w:r>
-      <w:r>
-        <w:br/>
-        <w:t>}</w:t>
-      </w:r>
-    </w:p>
-    <w:p>
-      <w:r>
-        <w:t>Response:</w:t>
-      </w:r>
-    </w:p>
-    <w:p>
-      <w:r>
-        <w:t>{</w:t>
-      </w:r>
-      <w:r>
-        <w:br/>
-        <w:t xml:space="preserve">  "prediction": "spam"</w:t>
-      </w:r>
-      <w:r>
-        <w:br/>
-        <w:t>}</w:t>
-      </w:r>
-    </w:p>
-    <w:p>
-      <w:pPr>
-        <w:rPr>
-          <w:b/>
-          <w:bCs/>
-        </w:rPr>
-      </w:pPr>
-      <w:r>
-        <w:rPr>
-          <w:b/>
-          <w:bCs/>
-        </w:rPr>
-        <w:lastRenderedPageBreak/>
-        <w:t>Update /message</w:t>
-      </w:r>
-    </w:p>
-    <w:p>
-      <w:r>
-        <w:t>Flow:</w:t>
-      </w:r>
-    </w:p>
-    <w:p>
-      <w:pPr>
-        <w:numPr>
-          <w:ilvl w:val="0"/>
-          <w:numId w:val="5"/>
-        </w:numPr>
-      </w:pPr>
-      <w:proofErr w:type="spellStart"/>
-      <w:r>
-        <w:t>terima</w:t>
-      </w:r>
-      <w:proofErr w:type="spellEnd"/>
-      <w:r>
-        <w:t xml:space="preserve"> text </w:t>
-      </w:r>
-    </w:p>
-    <w:p>
-      <w:pPr>
-        <w:numPr>
-          <w:ilvl w:val="0"/>
-          <w:numId w:val="5"/>
-        </w:numPr>
-      </w:pPr>
-      <w:proofErr w:type="spellStart"/>
-      <w:r>
-        <w:t>jalankan</w:t>
-      </w:r>
-      <w:proofErr w:type="spellEnd"/>
-      <w:r>
-        <w:t xml:space="preserve"> model </w:t>
-      </w:r>
-    </w:p>
-    <w:p>
-      <w:pPr>
-        <w:numPr>
-          <w:ilvl w:val="0"/>
-          <w:numId w:val="5"/>
-        </w:numPr>
-      </w:pPr>
-      <w:proofErr w:type="spellStart"/>
-      <w:r>
-        <w:t>simpan</w:t>
-      </w:r>
-      <w:proofErr w:type="spellEnd"/>
-      <w:r>
-        <w:t xml:space="preserve"> </w:t>
-      </w:r>
-      <w:proofErr w:type="spellStart"/>
-      <w:r>
-        <w:t>hasil</w:t>
-      </w:r>
-      <w:proofErr w:type="spellEnd"/>
-      <w:r>
-        <w:t xml:space="preserve"> </w:t>
-      </w:r>
-      <w:proofErr w:type="spellStart"/>
-      <w:r>
-        <w:t>ke</w:t>
-      </w:r>
-      <w:proofErr w:type="spellEnd"/>
-      <w:r>
-        <w:t xml:space="preserve"> MySQL </w:t>
-      </w:r>
-    </w:p>
-    <w:p>
-      <w:pPr>
-        <w:numPr>
-          <w:ilvl w:val="0"/>
-          <w:numId w:val="5"/>
-        </w:numPr>
-      </w:pPr>
-      <w:r>
-        <w:t xml:space="preserve">return </w:t>
-      </w:r>
-      <w:proofErr w:type="spellStart"/>
-      <w:r>
-        <w:t>hasil</w:t>
-      </w:r>
-      <w:proofErr w:type="spellEnd"/>
-      <w:r>
-        <w:t xml:space="preserve"> </w:t>
-      </w:r>
-    </w:p>
-    <w:p>
-      <w:r>
-        <w:rPr>
-          <w:rFonts w:ascii="Segoe UI Emoji" w:hAnsi="Segoe UI Emoji" w:cs="Segoe UI Emoji"/>
-        </w:rPr>
-        <w:t xml:space="preserve"> </w:t>
-      </w:r>
-      <w:proofErr w:type="spellStart"/>
-      <w:r>
-        <w:t>Sekarang</w:t>
-      </w:r>
-      <w:proofErr w:type="spellEnd"/>
-      <w:r>
-        <w:t xml:space="preserve"> </w:t>
-      </w:r>
-      <w:proofErr w:type="spellStart"/>
-      <w:r>
-        <w:t>sistem</w:t>
-      </w:r>
-      <w:proofErr w:type="spellEnd"/>
-      <w:r>
-        <w:t xml:space="preserve"> </w:t>
-      </w:r>
-      <w:proofErr w:type="spellStart"/>
-      <w:r>
-        <w:t>kamu</w:t>
-      </w:r>
-      <w:proofErr w:type="spellEnd"/>
-      <w:r>
-        <w:t>:</w:t>
-      </w:r>
-    </w:p>
-    <w:p>
-      <w:pPr>
-        <w:numPr>
-          <w:ilvl w:val="0"/>
-          <w:numId w:val="6"/>
-        </w:numPr>
-      </w:pPr>
-      <w:proofErr w:type="spellStart"/>
-      <w:r>
-        <w:t>bukan</w:t>
-      </w:r>
-      <w:proofErr w:type="spellEnd"/>
-      <w:r>
-        <w:t xml:space="preserve"> CRUD </w:t>
-      </w:r>
-      <w:proofErr w:type="spellStart"/>
-      <w:r>
-        <w:t>biasa</w:t>
-      </w:r>
-      <w:proofErr w:type="spellEnd"/>
-      <w:r>
-        <w:t xml:space="preserve"> </w:t>
-      </w:r>
-    </w:p>
-    <w:p>
-      <w:pPr>
-        <w:numPr>
-          <w:ilvl w:val="0"/>
-          <w:numId w:val="6"/>
-        </w:numPr>
-      </w:pPr>
-      <w:proofErr w:type="spellStart"/>
-      <w:r>
-        <w:t>tapi</w:t>
-      </w:r>
-      <w:proofErr w:type="spellEnd"/>
-      <w:r>
-        <w:t xml:space="preserve"> </w:t>
-      </w:r>
-      <w:proofErr w:type="spellStart"/>
-      <w:r>
-        <w:t>sudah</w:t>
-      </w:r>
-      <w:proofErr w:type="spellEnd"/>
-      <w:r>
-        <w:t xml:space="preserve"> </w:t>
-      </w:r>
-      <w:proofErr w:type="spellStart"/>
-      <w:r>
-        <w:t>ada</w:t>
-      </w:r>
-      <w:proofErr w:type="spellEnd"/>
-      <w:r>
-        <w:t xml:space="preserve"> AI-</w:t>
-      </w:r>
-      <w:proofErr w:type="spellStart"/>
-      <w:r>
-        <w:t>nya</w:t>
-      </w:r>
-      <w:proofErr w:type="spellEnd"/>
-      <w:r>
-        <w:t xml:space="preserve"> </w:t>
-      </w:r>
-    </w:p>
-    <w:p>
-      <w:pPr>
-        <w:rPr>
-          <w:b/>
-          <w:bCs/>
-        </w:rPr>
-      </w:pPr>
-      <w:r>
-        <w:rPr>
-          <w:b/>
-          <w:bCs/>
-          <w:highlight w:val="red"/>
-        </w:rPr>
-        <w:t>PHASE 4 — Improvement (</w:t>
-      </w:r>
-      <w:proofErr w:type="spellStart"/>
-      <w:r>
-        <w:rPr>
-          <w:b/>
-          <w:bCs/>
-          <w:highlight w:val="red"/>
-        </w:rPr>
-        <w:t>biar</w:t>
-      </w:r>
-      <w:proofErr w:type="spellEnd"/>
-      <w:r>
-        <w:rPr>
-          <w:b/>
-          <w:bCs/>
-          <w:highlight w:val="red"/>
-        </w:rPr>
-        <w:t xml:space="preserve"> </w:t>
-      </w:r>
-      <w:proofErr w:type="spellStart"/>
-      <w:r>
-        <w:rPr>
-          <w:b/>
-          <w:bCs/>
-          <w:highlight w:val="red"/>
-        </w:rPr>
-        <w:t>keliatan</w:t>
-      </w:r>
-      <w:proofErr w:type="spellEnd"/>
-      <w:r>
-        <w:rPr>
-          <w:b/>
-          <w:bCs/>
-          <w:highlight w:val="red"/>
-        </w:rPr>
-        <w:t xml:space="preserve"> pro)</w:t>
-      </w:r>
-    </w:p>
-    <w:p>
-      <w:r>
-        <w:rPr>
-          <w:b/>
-          <w:bCs/>
-        </w:rPr>
-        <w:t>Tujuan:</w:t>
-      </w:r>
-      <w:r>
-        <w:t xml:space="preserve"> naik level </w:t>
-      </w:r>
-      <w:proofErr w:type="spellStart"/>
-      <w:r>
-        <w:t>dikit</w:t>
-      </w:r>
-      <w:proofErr w:type="spellEnd"/>
-    </w:p>
-    <w:p>
-      <w:proofErr w:type="spellStart"/>
-      <w:r>
-        <w:t>Tambahkan</w:t>
-      </w:r>
-      <w:proofErr w:type="spellEnd"/>
-      <w:r>
-        <w:t>:</w:t>
-      </w:r>
-    </w:p>
-    <w:p>
-      <w:pPr>
-        <w:numPr>
-          <w:ilvl w:val="0"/>
-          <w:numId w:val="7"/>
-        </w:numPr>
-      </w:pPr>
-      <w:proofErr w:type="spellStart"/>
-      <w:r>
-        <w:t>validasi</w:t>
-      </w:r>
-      <w:proofErr w:type="spellEnd"/>
-      <w:r>
-        <w:t xml:space="preserve"> input (</w:t>
-      </w:r>
-      <w:proofErr w:type="spellStart"/>
-      <w:r>
-        <w:t>pakai</w:t>
-      </w:r>
-      <w:proofErr w:type="spellEnd"/>
-      <w:r>
-        <w:t xml:space="preserve"> </w:t>
-      </w:r>
-      <w:proofErr w:type="spellStart"/>
-      <w:r>
-        <w:t>Pydantic</w:t>
-      </w:r>
-      <w:proofErr w:type="spellEnd"/>
-      <w:r>
-        <w:t xml:space="preserve">) </w:t>
-      </w:r>
-    </w:p>
-    <w:p>
-      <w:pPr>
-        <w:numPr>
-          <w:ilvl w:val="0"/>
-          <w:numId w:val="7"/>
-        </w:numPr>
-      </w:pPr>
-      <w:r>
-        <w:t xml:space="preserve">error handling </w:t>
-      </w:r>
-    </w:p>
-    <w:p>
-      <w:pPr>
-        <w:numPr>
-          <w:ilvl w:val="0"/>
-          <w:numId w:val="7"/>
-        </w:numPr>
-      </w:pPr>
-      <w:proofErr w:type="spellStart"/>
-      <w:r>
-        <w:t>struktur</w:t>
-      </w:r>
-      <w:proofErr w:type="spellEnd"/>
-      <w:r>
-        <w:t xml:space="preserve"> project </w:t>
-      </w:r>
-      <w:proofErr w:type="spellStart"/>
-      <w:r>
-        <w:t>dipisah</w:t>
-      </w:r>
-      <w:proofErr w:type="spellEnd"/>
-      <w:r>
-        <w:t xml:space="preserve">: </w:t>
-      </w:r>
-    </w:p>
-    <w:p>
-      <w:pPr>
-        <w:numPr>
-          <w:ilvl w:val="1"/>
-          <w:numId w:val="7"/>
-        </w:numPr>
-      </w:pPr>
-      <w:r>
-        <w:t xml:space="preserve">routes </w:t>
-      </w:r>
-    </w:p>
-    <w:p>
-      <w:pPr>
-        <w:numPr>
-          <w:ilvl w:val="1"/>
-          <w:numId w:val="7"/>
-        </w:numPr>
-      </w:pPr>
-      <w:r>
-        <w:t xml:space="preserve">database </w:t>
-      </w:r>
-    </w:p>
-    <w:p>
-      <w:pPr>
-        <w:numPr>
-          <w:ilvl w:val="1"/>
-          <w:numId w:val="7"/>
-        </w:numPr>
-      </w:pPr>
-      <w:r>
-        <w:t xml:space="preserve">ML loader </w:t>
-      </w:r>
-    </w:p>
-    <w:p>
-      <w:pPr>
-        <w:rPr>
-          <w:b/>
-          <w:bCs/>
-        </w:rPr>
-      </w:pPr>
-      <w:r>
-        <w:rPr>
-          <w:b/>
-          <w:bCs/>
-          <w:highlight w:val="red"/>
-        </w:rPr>
-        <w:t>PHASE 5 — Testing</w:t>
-      </w:r>
-    </w:p>
-    <w:p>
-      <w:r>
-        <w:rPr>
-          <w:b/>
-          <w:bCs/>
-        </w:rPr>
-        <w:t>Tujuan:</w:t>
-      </w:r>
-      <w:r>
-        <w:t xml:space="preserve"> </w:t>
-      </w:r>
-      <w:proofErr w:type="spellStart"/>
-      <w:r>
-        <w:t>memastikan</w:t>
-      </w:r>
-      <w:proofErr w:type="spellEnd"/>
-      <w:r>
-        <w:t xml:space="preserve"> </w:t>
-      </w:r>
-      <w:proofErr w:type="spellStart"/>
-      <w:r>
-        <w:t>semua</w:t>
-      </w:r>
-      <w:proofErr w:type="spellEnd"/>
-      <w:r>
-        <w:t xml:space="preserve"> </w:t>
-      </w:r>
-      <w:proofErr w:type="spellStart"/>
-      <w:r>
-        <w:t>jalan</w:t>
-      </w:r>
-      <w:proofErr w:type="spellEnd"/>
-    </w:p>
-    <w:p>
-      <w:r>
-        <w:t>Tools:</w:t>
-      </w:r>
-    </w:p>
-    <w:p>
-      <w:pPr>
-        <w:numPr>
-          <w:ilvl w:val="0"/>
-          <w:numId w:val="8"/>
-        </w:numPr>
-      </w:pPr>
-      <w:r>
-        <w:t xml:space="preserve">Swagger (/docs) </w:t>
-      </w:r>
-    </w:p>
-    <w:p>
-      <w:pPr>
-        <w:numPr>
-          <w:ilvl w:val="0"/>
-          <w:numId w:val="8"/>
-        </w:numPr>
-      </w:pPr>
-      <w:r>
-        <w:t xml:space="preserve">Postman </w:t>
-      </w:r>
-    </w:p>
-    <w:p>
-      <w:r>
-        <w:t>Test:</w:t>
-      </w:r>
-    </w:p>
-    <w:p>
-      <w:pPr>
-        <w:numPr>
-          <w:ilvl w:val="0"/>
-          <w:numId w:val="9"/>
-        </w:numPr>
-      </w:pPr>
-      <w:r>
-        <w:t xml:space="preserve">POST </w:t>
-      </w:r>
-      <w:proofErr w:type="gramStart"/>
-      <w:r>
-        <w:t>predict</w:t>
-      </w:r>
-      <w:proofErr w:type="gramEnd"/>
-      <w:r>
-        <w:t xml:space="preserve"> </w:t>
-      </w:r>
-    </w:p>
-    <w:p>
-      <w:pPr>
-        <w:numPr>
-          <w:ilvl w:val="0"/>
-          <w:numId w:val="9"/>
-        </w:numPr>
-      </w:pPr>
-      <w:r>
-        <w:t xml:space="preserve">POST message </w:t>
-      </w:r>
-    </w:p>
-    <w:p>
-      <w:pPr>
-        <w:numPr>
-          <w:ilvl w:val="0"/>
-          <w:numId w:val="9"/>
-        </w:numPr>
-      </w:pPr>
-      <w:r>
-        <w:t xml:space="preserve">GET messages </w:t>
-      </w:r>
-    </w:p>
-    <w:p>
-      <w:pPr>
-        <w:rPr>
-          <w:b/>
-          <w:bCs/>
-        </w:rPr>
-      </w:pPr>
-      <w:r>
-        <w:rPr>
-          <w:b/>
-          <w:bCs/>
-          <w:highlight w:val="red"/>
-        </w:rPr>
-        <w:t xml:space="preserve">PHASE 6 — GitHub &amp; </w:t>
-      </w:r>
-      <w:proofErr w:type="spellStart"/>
-      <w:r>
-        <w:rPr>
-          <w:b/>
-          <w:bCs/>
-          <w:highlight w:val="red"/>
-        </w:rPr>
-        <w:t>Dokumentasi</w:t>
-      </w:r>
-      <w:proofErr w:type="spellEnd"/>
-    </w:p>
-    <w:p>
-      <w:r>
-        <w:rPr>
-          <w:b/>
-          <w:bCs/>
-        </w:rPr>
-        <w:t>Tujuan:</w:t>
-      </w:r>
-      <w:r>
-        <w:t xml:space="preserve"> portfolio </w:t>
-      </w:r>
-      <w:proofErr w:type="spellStart"/>
-      <w:r>
-        <w:t>siap</w:t>
-      </w:r>
-      <w:proofErr w:type="spellEnd"/>
-      <w:r>
-        <w:t xml:space="preserve"> </w:t>
-      </w:r>
-      <w:proofErr w:type="spellStart"/>
-      <w:r>
-        <w:t>jual</w:t>
-      </w:r>
-      <w:proofErr w:type="spellEnd"/>
-    </w:p>
-    <w:p>
-      <w:r>
-        <w:t>Isi repo:</w:t>
-      </w:r>
-    </w:p>
-    <w:p>
-      <w:pPr>
-        <w:numPr>
-          <w:ilvl w:val="0"/>
-          <w:numId w:val="10"/>
-        </w:numPr>
-      </w:pPr>
-      <w:r>
-        <w:t xml:space="preserve">source code </w:t>
-      </w:r>
-    </w:p>
-    <w:p>
-      <w:pPr>
-        <w:numPr>
-          <w:ilvl w:val="0"/>
-          <w:numId w:val="10"/>
-        </w:numPr>
-      </w:pPr>
-      <w:r>
-        <w:lastRenderedPageBreak/>
-        <w:t xml:space="preserve">README </w:t>
-      </w:r>
-    </w:p>
-    <w:p>
-      <w:pPr>
-        <w:numPr>
-          <w:ilvl w:val="0"/>
-          <w:numId w:val="10"/>
-        </w:numPr>
-      </w:pPr>
-      <w:proofErr w:type="spellStart"/>
-      <w:r>
-        <w:t>contoh</w:t>
-      </w:r>
-      <w:proofErr w:type="spellEnd"/>
-      <w:r>
-        <w:t xml:space="preserve"> request/response </w:t>
-      </w:r>
-    </w:p>
-    <w:p>
-      <w:pPr>
-        <w:numPr>
-          <w:ilvl w:val="0"/>
-          <w:numId w:val="10"/>
-        </w:numPr>
-      </w:pPr>
-      <w:proofErr w:type="spellStart"/>
-      <w:r>
-        <w:t>cara</w:t>
-      </w:r>
-      <w:proofErr w:type="spellEnd"/>
-      <w:r>
-        <w:t xml:space="preserve"> run project </w:t>
-      </w:r>
-    </w:p>
-    <w:p>
-      <w:pPr>
-        <w:rPr>
-          <w:b/>
-          <w:bCs/>
-        </w:rPr>
-      </w:pPr>
-      <w:r>
-        <w:rPr>
-          <w:b/>
-          <w:bCs/>
-          <w:highlight w:val="red"/>
-        </w:rPr>
-        <w:t xml:space="preserve">PHASE 7 — (Optional </w:t>
-      </w:r>
-      <w:proofErr w:type="spellStart"/>
-      <w:r>
-        <w:rPr>
-          <w:b/>
-          <w:bCs/>
-          <w:highlight w:val="red"/>
-        </w:rPr>
-        <w:t>tapi</w:t>
-      </w:r>
-      <w:proofErr w:type="spellEnd"/>
-      <w:r>
-        <w:rPr>
-          <w:b/>
-          <w:bCs/>
-          <w:highlight w:val="red"/>
-        </w:rPr>
-        <w:t xml:space="preserve"> </w:t>
-      </w:r>
-      <w:proofErr w:type="spellStart"/>
-      <w:r>
-        <w:rPr>
-          <w:b/>
-          <w:bCs/>
-          <w:highlight w:val="red"/>
-        </w:rPr>
-        <w:t>keren</w:t>
-      </w:r>
-      <w:proofErr w:type="spellEnd"/>
-      <w:r>
-        <w:rPr>
-          <w:b/>
-          <w:bCs/>
-          <w:highlight w:val="red"/>
-        </w:rPr>
-        <w:t>) Deploy</w:t>
-      </w:r>
-    </w:p>
-    <w:p>
-      <w:r>
-        <w:t xml:space="preserve">Kalau </w:t>
-      </w:r>
-      <w:proofErr w:type="spellStart"/>
-      <w:r>
-        <w:t>mau</w:t>
-      </w:r>
-      <w:proofErr w:type="spellEnd"/>
-      <w:r>
-        <w:t xml:space="preserve"> naik level:</w:t>
+        <w:t>PHASE 7 — (Optional tapi keren) Deploy</w:t>
+      </w:r>
+    </w:p>
+    <w:p>
+      <w:r>
+        <w:t>Kalau mau naik level:</w:t>
       </w:r>
     </w:p>
     <w:p>
@@ -1371,15 +957,7 @@
         </w:numPr>
       </w:pPr>
       <w:r>
-        <w:t xml:space="preserve">backend </w:t>
-      </w:r>
-      <w:proofErr w:type="spellStart"/>
-      <w:r>
-        <w:t>ke</w:t>
-      </w:r>
-      <w:proofErr w:type="spellEnd"/>
-      <w:r>
-        <w:t xml:space="preserve"> Render / Railway </w:t>
+        <w:t xml:space="preserve">backend ke Render / Railway </w:t>
       </w:r>
     </w:p>
     <w:p>
@@ -1390,15 +968,7 @@
         </w:numPr>
       </w:pPr>
       <w:r>
-        <w:t xml:space="preserve">database </w:t>
-      </w:r>
-      <w:proofErr w:type="spellStart"/>
-      <w:r>
-        <w:t>pakai</w:t>
-      </w:r>
-      <w:proofErr w:type="spellEnd"/>
-      <w:r>
-        <w:t xml:space="preserve"> MySQL cloud </w:t>
+        <w:t xml:space="preserve">database pakai MySQL cloud </w:t>
       </w:r>
     </w:p>
     <w:p/>
@@ -3478,6 +3048,7 @@
   <w:style w:type="character" w:default="1" w:styleId="DefaultParagraphFont">
     <w:name w:val="Default Paragraph Font"/>
     <w:uiPriority w:val="1"/>
+    <w:semiHidden/>
     <w:unhideWhenUsed/>
   </w:style>
   <w:style w:type="table" w:default="1" w:styleId="TableNormal">
